--- a/Demo Dokumente/DLP-Demo-Strictly-Confidential-Intern-01.docx
+++ b/Demo Dokumente/DLP-Demo-Strictly-Confidential-Intern-01.docx
@@ -72,7 +72,7 @@
         <w:spacing w:after="200"/>
       </w:pPr>
       <w:r>
-        <w:t xml:space="preserve">Alle Inhalte, Ziele und Kennzahlen sind erfunden. Das Dokument zeigt die Wirkung der RMS-Rechte (Vollzugriff ausschließlich Leadership, kein Offlinezugriff) sowie das Verhalten bei internem Teilen mit Benutzern ohne Leadership-Mitgliedschaft.</w:t>
+        <w:t>Alle Inhalte, Ziele und Kennzahlen sind erfunden. Das Dokument zeigt die Wirkung der RMS-Rechte (Vollzugriff ausschließlich Leadership, kein Offlinezugriff), das Verhalten bei internem Teilen mit Benutzern ohne Leadership-Mitgliedschaft sowie die DLP-Blockierung bei externer Freigabe und externem Mailversand.</w:t>
       </w:r>
     </w:p>
     <w:p>
@@ -187,7 +187,7 @@
           </w:tcPr>
           <w:p>
             <w:r>
-              <w:t xml:space="preserve">Demo 7–8, Demo 3, Testplan 16.4 (Alex Wilber)</w:t>
+              <w:t>Label-Freigaben-RMS: Demo 3, Use Cases 7, 8 und 8a · DLP-Demos: Testplan 16.4, Abschnitt 2.1 Nr. 5a und 2.2 Nr. 10a</w:t>
             </w:r>
           </w:p>
         </w:tc>
